--- a/sup_figs/Supplementary Figure Legend.docx
+++ b/sup_figs/Supplementary Figure Legend.docx
@@ -563,7 +563,7 @@
         <w:rPr>
           <w:rFonts w:cs="Times New Roman" w:ascii="Times New Roman" w:hAnsi="Times New Roman"/>
         </w:rPr>
-        <w:t xml:space="preserve">Mutation densities of </w:t>
+        <w:t xml:space="preserve">Relative mutation counts of </w:t>
       </w:r>
       <w:r>
         <w:rPr>
@@ -575,7 +575,7 @@
         <w:rPr>
           <w:rFonts w:cs="Times New Roman" w:ascii="Times New Roman" w:hAnsi="Times New Roman"/>
         </w:rPr>
-        <w:t xml:space="preserve"> signatures per decile (y axes) are presented for early (left) to late (right) replication domains. Real mutations for signatures are shown as bars, and simulated mutations are shown as red dashed lines. As the numbers shown on top of each plot, green bars indicate signatures consistently associated with late replication timing across cancer types; yellow bars indicate signatures consistently associated with early replication timing across cancer types; purple bars indicate signatures not affected by replication timing; blue bars indicate signatures showing inconsistent trend across cancer types.</w:t>
+        <w:t xml:space="preserve"> signatures per replication-timing decile (y axes) are presented for early (left) to late (right) replication domains. Real mutations are shown as bars, and simulated mutations are shown as red dashed lines. Real and simulated counts are each scaled to their own maximum, so the y axis shows the count relative to the decile with the most mutations. The numbers above each plot are the numbers of cancer types in which the signature increases, decreases, or is flat from early to late replication. The trends are determined separately for each cancer type and relative to the simulated mutations, so they can differ from the pooled real counts shown as bars. Green bars indicate signatures consistently associated with late replication timing across cancer types. Yellow bars indicate signatures consistently associated with early replication timing across cancer types. Purple bars indicate signatures not affected by replication timing. Blue bars indicate signatures showing an inconsistent trend across cancer types.</w:t>
       </w:r>
     </w:p>
     <w:p>

--- a/sup_figs/Supplementary Figure Legend.docx
+++ b/sup_figs/Supplementary Figure Legend.docx
@@ -575,7 +575,7 @@
         <w:rPr>
           <w:rFonts w:cs="Times New Roman" w:ascii="Times New Roman" w:hAnsi="Times New Roman"/>
         </w:rPr>
-        <w:t xml:space="preserve"> signatures per replication-timing decile (y axes) are presented for early (left) to late (right) replication domains. Real mutations are shown as bars, and simulated mutations are shown as red dashed lines. Real and simulated counts are each scaled to their own maximum, so the y axis shows the count relative to the decile with the most mutations. The numbers above each plot are the numbers of cancer types in which the signature increases, decreases, or is flat from early to late replication. The trends are determined separately for each cancer type and relative to the simulated mutations, so they can differ from the pooled real counts shown as bars. Green bars indicate signatures consistently associated with late replication timing across cancer types. Yellow bars indicate signatures consistently associated with early replication timing across cancer types. Purple bars indicate signatures not affected by replication timing. Blue bars indicate signatures showing an inconsistent trend across cancer types.</w:t>
+        <w:t xml:space="preserve"> signatures per replication-timing decile (y axes) are presented for early (left) to late (right) replication domains. Real mutations are shown as bars, and simulated mutations are shown as red dashed lines. Real and simulated counts are each scaled to their own maximum, so the y axis shows the count relative to the decile with the most mutations. The numbers above each plot are the numbers of cancer types in which the signature increases, decreases, or is flat from early to late replication. The trends are determined separately for each cancer type and relative to the simulated mutations, so they can differ from the pooled real counts shown as bars. Bars sum the cancer types with a trend, that is, those with at least 500 real indels attributed to the signature in which the real or the simulated slope was significant. Green bars indicate signatures that increase from early to late replication in every such cancer type. Yellow bars indicate signatures that decrease in every such cancer type. Purple bars indicate signatures that are flat (not affected by replication timing) in more than half of them. Blue bars indicate all other signatures, whose trends are inconsistent across cancer types.</w:t>
       </w:r>
     </w:p>
     <w:p>
